--- a/docs/guia_del_proyecto.docx
+++ b/docs/guia_del_proyecto.docx
@@ -385,12 +385,13 @@
             <w:tcW w:type="dxa" w:w="3742"/>
           </w:tcPr>
           <w:p>
-            <w:r/>
+            <w:r>
+              <w:t>Corre los 28 tests</w:t>
+            </w:r>
             <w:r>
               <w:rPr>
                 <w:sz w:val="19"/>
               </w:rPr>
-              <w:t>Corre los 15 tests</w:t>
             </w:r>
           </w:p>
         </w:tc>
@@ -640,7 +641,15 @@
     </w:p>
     <w:p>
       <w:r>
-        <w:t>Cómo leer los resultados del frontend: docs/guia_frontend.md.</w:t>
+        <w:t>Cómo leer los resultados del frontend, incluido el dashboard de la pestaña Métricas del modelo: docs/guia_frontend.md (también en PDF).</w:t>
+      </w:r>
+    </w:p>
+    <w:p>
+      <w:r>
+        <w:rPr>
+          <w:b w:val="0"/>
+        </w:rPr>
+        <w:t>La API corre con un solo worker y un tope de 1 GB de RAM; en uso consume unos 340 MB. El detalle de las mediciones está en el README, sección “Consumo de memoria”.</w:t>
       </w:r>
     </w:p>
     <w:p>
@@ -716,12 +725,13 @@
             <w:tcW w:type="dxa" w:w="6009"/>
           </w:tcPr>
           <w:p>
-            <w:r/>
+            <w:r>
+              <w:t>Rutas, umbrales de limpieza, cortes temporales y límites geográficos de la cuenca: todo lo configurable está acá</w:t>
+            </w:r>
             <w:r>
               <w:rPr>
                 <w:sz w:val="19"/>
               </w:rPr>
-              <w:t>Rutas, umbrales de limpieza y cortes temporales: todo lo configurable está acá</w:t>
             </w:r>
           </w:p>
         </w:tc>
@@ -956,12 +966,13 @@
             <w:tcW w:type="dxa" w:w="6009"/>
           </w:tcPr>
           <w:p>
-            <w:r/>
+            <w:r>
+              <w:t>Endpoints, carga única de modelos y validación de entradas (incluida la ubicación dentro de la cuenca)</w:t>
+            </w:r>
             <w:r>
               <w:rPr>
                 <w:sz w:val="19"/>
               </w:rPr>
-              <w:t>Endpoints, carga única de modelos y validación de entradas</w:t>
             </w:r>
           </w:p>
         </w:tc>
@@ -986,12 +997,13 @@
             <w:tcW w:type="dxa" w:w="6009"/>
           </w:tcPr>
           <w:p>
-            <w:r/>
+            <w:r>
+              <w:t>index.html, app.js y estilos.css: pestañas Pozo existente, Pozo nuevo y Métricas del modelo, modo claro / oscuro</w:t>
+            </w:r>
             <w:r>
               <w:rPr>
                 <w:sz w:val="19"/>
               </w:rPr>
-              <w:t>index.html, app.js y estilos.css</w:t>
             </w:r>
           </w:p>
         </w:tc>
@@ -1346,6 +1358,70 @@
           </w:p>
         </w:tc>
       </w:tr>
+      <w:tr>
+        <w:tc>
+          <w:tcPr>
+            <w:tcW w:type="dxa" w:w="3685"/>
+          </w:tcPr>
+          <w:p>
+            <w:r>
+              <w:t>Error 422 “fuera de la Cuenca Neuquina”</w:t>
+            </w:r>
+            <w:r>
+              <w:rPr>
+                <w:sz w:val="19"/>
+              </w:rPr>
+            </w:r>
+          </w:p>
+        </w:tc>
+        <w:tc>
+          <w:tcPr>
+            <w:tcW w:type="dxa" w:w="5726"/>
+          </w:tcPr>
+          <w:p>
+            <w:r>
+              <w:t>La latitud tiene que estar entre −40 y −34 y la longitud entre −70,5 y −67</w:t>
+            </w:r>
+            <w:r>
+              <w:rPr>
+                <w:sz w:val="19"/>
+              </w:rPr>
+            </w:r>
+          </w:p>
+        </w:tc>
+      </w:tr>
+      <w:tr>
+        <w:tc>
+          <w:tcPr>
+            <w:tcW w:type="dxa" w:w="3685"/>
+          </w:tcPr>
+          <w:p>
+            <w:r>
+              <w:t>El frontend se ve con el diseño anterior</w:t>
+            </w:r>
+            <w:r>
+              <w:rPr>
+                <w:sz w:val="19"/>
+              </w:rPr>
+            </w:r>
+          </w:p>
+        </w:tc>
+        <w:tc>
+          <w:tcPr>
+            <w:tcW w:type="dxa" w:w="5726"/>
+          </w:tcPr>
+          <w:p>
+            <w:r>
+              <w:t>Reconstruir con docker compose up --build -d y recargar la página (Cmd/Ctrl + Shift + R)</w:t>
+            </w:r>
+            <w:r>
+              <w:rPr>
+                <w:sz w:val="19"/>
+              </w:rPr>
+            </w:r>
+          </w:p>
+        </w:tc>
+      </w:tr>
     </w:tbl>
     <w:p>
       <w:pPr>
